--- a/docs/weekly-reports/Week 4/Weekly_Report.docx
+++ b/docs/weekly-reports/Week 4/Weekly_Report.docx
@@ -38,8 +38,7 @@
     </w:p>
     <w:p>
       <w:pPr>
-        <w:ind w:left="7200" w:firstLine="720"/>
-        <w:jc w:val="center"/>
+        <w:jc w:val="right"/>
         <w:rPr>
           <w:rFonts w:ascii="Times New Roman" w:hAnsi="Times New Roman" w:cs="Times New Roman"/>
           <w:b/>
@@ -52,7 +51,7 @@
           <w:b/>
           <w:bCs/>
         </w:rPr>
-        <w:t xml:space="preserve">Date: 29 August 2026</w:t>
+        <w:t>Date: 29 August 2026</w:t>
       </w:r>
     </w:p>
     <w:p>
@@ -69,15 +68,7 @@
           <w:b/>
           <w:bCs/>
         </w:rPr>
-        <w:t>Team Number:</w:t>
-        <w:tab/>
-        <w:tab/>
-        <w:tab/>
-        <w:tab/>
-        <w:tab/>
-        <w:tab/>
-        <w:tab/>
-        <w:t xml:space="preserve"> 21</w:t>
+        <w:t>Team Number: 21</w:t>
       </w:r>
     </w:p>
     <w:p>
@@ -94,7 +85,7 @@
           <w:b/>
           <w:bCs/>
         </w:rPr>
-        <w:t xml:space="preserve">ID #: 2320090050, 2320090009</w:t>
+        <w:t>ID #: 2320090050, 2320090009</w:t>
       </w:r>
     </w:p>
     <w:p>
@@ -109,7 +100,7 @@
           <w:b/>
           <w:bCs/>
         </w:rPr>
-        <w:t xml:space="preserve">Project Title</w:t>
+        <w:t>Project Title</w:t>
       </w:r>
       <w:r>
         <w:rPr>
@@ -123,7 +114,7 @@
           <w:b/>
           <w:bCs/>
         </w:rPr>
-        <w:t xml:space="preserve">QueryGenie: A Self-Correcting Natural Language to SQL Interface</w:t>
+        <w:t>QueryGenie: A Self-Correcting Natural Language to SQL Interface</w:t>
       </w:r>
     </w:p>
     <w:p>
@@ -138,13 +129,7 @@
           <w:b/>
           <w:bCs/>
         </w:rPr>
-        <w:t xml:space="preserve">Week (X of 16)</w:t>
-      </w:r>
-      <w:r>
-        <w:rPr>
-          <w:rFonts w:ascii="Times New Roman" w:hAnsi="Times New Roman" w:cs="Times New Roman"/>
-        </w:rPr>
-        <w:t xml:space="preserve">: </w:t>
+        <w:t>Week</w:t>
       </w:r>
       <w:r>
         <w:rPr>
@@ -152,22 +137,30 @@
           <w:b/>
           <w:bCs/>
         </w:rPr>
-        <w:t xml:space="preserve">4 of 16</w:t>
-      </w:r>
-    </w:p>
-    <w:p>
-      <w:pPr>
-        <w:rPr>
-          <w:rFonts w:ascii="Times New Roman" w:hAnsi="Times New Roman" w:cs="Times New Roman"/>
-        </w:rPr>
-      </w:pPr>
+        <w:t xml:space="preserve">: </w:t>
+      </w:r>
       <w:r>
         <w:rPr>
           <w:rFonts w:ascii="Times New Roman" w:hAnsi="Times New Roman" w:cs="Times New Roman"/>
           <w:b/>
           <w:bCs/>
         </w:rPr>
-        <w:t xml:space="preserve">Status: on track</w:t>
+        <w:t>4 of 16</w:t>
+      </w:r>
+    </w:p>
+    <w:p>
+      <w:pPr>
+        <w:rPr>
+          <w:rFonts w:ascii="Times New Roman" w:hAnsi="Times New Roman" w:cs="Times New Roman"/>
+        </w:rPr>
+      </w:pPr>
+      <w:r>
+        <w:rPr>
+          <w:rFonts w:ascii="Times New Roman" w:hAnsi="Times New Roman" w:cs="Times New Roman"/>
+          <w:b/>
+          <w:bCs/>
+        </w:rPr>
+        <w:t>Status: on track</w:t>
       </w:r>
     </w:p>
     <w:p>
@@ -193,163 +186,164 @@
         <w:rPr>
           <w:rFonts w:ascii="Times New Roman" w:hAnsi="Times New Roman" w:cs="Times New Roman"/>
         </w:rPr>
-        <w:t xml:space="preserve">- Execute Tier 1 of the setup notebook to satisfy the Week 4 red-flag gate: load the released CodeS-1B checkpoint, generate SQL from a schema and question, and execute it against SQLite.</w:t>
-      </w:r>
-    </w:p>
-    <w:p>
-      <w:pPr>
-        <w:rPr>
-          <w:rFonts w:ascii="Times New Roman" w:hAnsi="Times New Roman" w:cs="Times New Roman"/>
-        </w:rPr>
-      </w:pPr>
-      <w:r>
-        <w:rPr>
-          <w:rFonts w:ascii="Times New Roman" w:hAnsi="Times New Roman" w:cs="Times New Roman"/>
-        </w:rPr>
-        <w:t xml:space="preserve">- Complete the paper annotation worksheet by reading the full CodeS paper, recording the reported Execution Accuracy for CodeS-1B on the Spider development set.</w:t>
-      </w:r>
-    </w:p>
-    <w:p>
-      <w:pPr>
-        <w:rPr>
-          <w:rFonts w:ascii="Times New Roman" w:hAnsi="Times New Roman" w:cs="Times New Roman"/>
-        </w:rPr>
-      </w:pPr>
-      <w:r>
-        <w:rPr>
-          <w:rFonts w:ascii="Times New Roman" w:hAnsi="Times New Roman" w:cs="Times New Roman"/>
-        </w:rPr>
-        <w:t xml:space="preserve">- Run the dataset acquisition script and commit the Spider dataset provenance record.</w:t>
-      </w:r>
-    </w:p>
-    <w:p>
-      <w:pPr>
-        <w:rPr>
-          <w:rFonts w:ascii="Times New Roman" w:hAnsi="Times New Roman" w:cs="Times New Roman"/>
-        </w:rPr>
-      </w:pPr>
-      <w:r>
-        <w:rPr>
-          <w:rFonts w:ascii="Times New Roman" w:hAnsi="Times New Roman" w:cs="Times New Roman"/>
-        </w:rPr>
-        <w:t xml:space="preserve">- Begin scaffolding an application prototype ahead of the mid-term review.</w:t>
-      </w:r>
-    </w:p>
-    <w:p>
-      <w:pPr>
-        <w:rPr>
-          <w:rFonts w:ascii="Times New Roman" w:hAnsi="Times New Roman" w:cs="Times New Roman"/>
-        </w:rPr>
-      </w:pPr>
-      <w:r>
-        <w:rPr>
-          <w:rFonts w:ascii="Times New Roman" w:hAnsi="Times New Roman" w:cs="Times New Roman"/>
-        </w:rPr>
-        <w:t xml:space="preserve">What I actually did:</w:t>
-      </w:r>
-    </w:p>
-    <w:p>
-      <w:pPr>
-        <w:rPr>
-          <w:rFonts w:ascii="Times New Roman" w:hAnsi="Times New Roman" w:cs="Times New Roman"/>
-        </w:rPr>
-      </w:pPr>
-      <w:r>
-        <w:rPr>
-          <w:rFonts w:ascii="Times New Roman" w:hAnsi="Times New Roman" w:cs="Times New Roman"/>
-        </w:rPr>
-        <w:t xml:space="preserve">- Cleared the Week 4 red-flag gate: loaded the released seeklhy/codes-1b checkpoint on a Google Colab T4 GPU, generated SQL from a schema and question, and executed it successfully against SQLite, returning the correct result. The run is logged as T1-001 in the reproduction log with hardware, runtime and library versions.</w:t>
-      </w:r>
-    </w:p>
-    <w:p>
-      <w:pPr>
-        <w:rPr>
-          <w:rFonts w:ascii="Times New Roman" w:hAnsi="Times New Roman" w:cs="Times New Roman"/>
-        </w:rPr>
-      </w:pPr>
-      <w:r>
-        <w:rPr>
-          <w:rFonts w:ascii="Times New Roman" w:hAnsi="Times New Roman" w:cs="Times New Roman"/>
-        </w:rPr>
-        <w:t xml:space="preserve">- Recorded evidence of the gate run, including the generated SQL query and the execution output, as the artefact for the Week 4 deliverable.</w:t>
-      </w:r>
-    </w:p>
-    <w:p>
-      <w:pPr>
-        <w:rPr>
-          <w:rFonts w:ascii="Times New Roman" w:hAnsi="Times New Roman" w:cs="Times New Roman"/>
-        </w:rPr>
-      </w:pPr>
-      <w:r>
-        <w:rPr>
-          <w:rFonts w:ascii="Times New Roman" w:hAnsi="Times New Roman" w:cs="Times New Roman"/>
-        </w:rPr>
-        <w:t xml:space="preserve">- Ran the dataset acquisition script and downloaded the Spider benchmark from Hugging Face Datasets (7000 training and 1034 development examples), writing the provenance record. Corrected the dataset identifier to xlangai/spider, as the legacy identifier no longer loads on current library versions.</w:t>
-      </w:r>
-    </w:p>
-    <w:p>
-      <w:pPr>
-        <w:rPr>
-          <w:rFonts w:ascii="Times New Roman" w:hAnsi="Times New Roman" w:cs="Times New Roman"/>
-        </w:rPr>
-      </w:pPr>
-      <w:r>
-        <w:rPr>
-          <w:rFonts w:ascii="Times New Roman" w:hAnsi="Times New Roman" w:cs="Times New Roman"/>
-        </w:rPr>
-        <w:t xml:space="preserve">- Completed the paper annotation worksheet by reading the full CodeS paper, recording the inputs, outputs, key equations and hyperparameters directly from the text.</w:t>
-      </w:r>
-    </w:p>
-    <w:p>
-      <w:pPr>
-        <w:rPr>
-          <w:rFonts w:ascii="Times New Roman" w:hAnsi="Times New Roman" w:cs="Times New Roman"/>
-        </w:rPr>
-      </w:pPr>
-      <w:r>
-        <w:rPr>
-          <w:rFonts w:ascii="Times New Roman" w:hAnsi="Times New Roman" w:cs="Times New Roman"/>
-        </w:rPr>
-        <w:t xml:space="preserve">- Recorded the reproduction target metric from the paper: CodeS-1B on the Spider development set reaches 77.9% Execution Accuracy and 72.2% Test-suite accuracy (Table 5). Noted that the paper reports Execution and Test-suite accuracy for Spider, not Exact-set Match.</w:t>
-      </w:r>
-    </w:p>
-    <w:p>
-      <w:pPr>
-        <w:rPr>
-          <w:rFonts w:ascii="Times New Roman" w:hAnsi="Times New Roman" w:cs="Times New Roman"/>
-        </w:rPr>
-      </w:pPr>
-      <w:r>
-        <w:rPr>
-          <w:rFonts w:ascii="Times New Roman" w:hAnsi="Times New Roman" w:cs="Times New Roman"/>
-        </w:rPr>
-        <w:t xml:space="preserve">- Recorded a discrepancy between the repository and the paper, namely DeepSpeed ZeRO stage 2 in the repository against ZeRO-3 stated in the paper, as a finding for the reproducibility report.</w:t>
-      </w:r>
-    </w:p>
-    <w:p>
-      <w:pPr>
-        <w:rPr>
-          <w:rFonts w:ascii="Times New Roman" w:hAnsi="Times New Roman" w:cs="Times New Roman"/>
-        </w:rPr>
-      </w:pPr>
-      <w:r>
-        <w:rPr>
-          <w:rFonts w:ascii="Times New Roman" w:hAnsi="Times New Roman" w:cs="Times New Roman"/>
-        </w:rPr>
-        <w:t xml:space="preserve">- Built a working application prototype: a local web interface that takes a plain-English question, generates SQL with the local CodeS model, executes it, self-corrects on failure, and returns a results table with an automatically selected chart.</w:t>
-      </w:r>
-    </w:p>
-    <w:p>
-      <w:pPr>
-        <w:rPr>
-          <w:rFonts w:ascii="Times New Roman" w:hAnsi="Times New Roman" w:cs="Times New Roman"/>
-        </w:rPr>
-      </w:pPr>
-      <w:r>
-        <w:rPr>
-          <w:rFonts w:ascii="Times New Roman" w:hAnsi="Times New Roman" w:cs="Times New Roman"/>
-        </w:rPr>
-        <w:t xml:space="preserve">- Added a model switcher with local Apple Silicon inference backends (a 4-bit MLX path and a GGUF / llama.cpp path), enabling the fine-tuned CodeS-3B and CodeS-7B checkpoints to run on a 16 GB laptop, and committed all work to a private GitHub repository.</w:t>
+        <w:t>- Execute Tier 1 of the setup notebook to satisfy the Week 4 red-flag gate: load the released CodeS-1B checkpoint, generate SQL from a schema and question, and execute it against SQLite.</w:t>
+      </w:r>
+    </w:p>
+    <w:p>
+      <w:pPr>
+        <w:rPr>
+          <w:rFonts w:ascii="Times New Roman" w:hAnsi="Times New Roman" w:cs="Times New Roman"/>
+        </w:rPr>
+      </w:pPr>
+      <w:r>
+        <w:rPr>
+          <w:rFonts w:ascii="Times New Roman" w:hAnsi="Times New Roman" w:cs="Times New Roman"/>
+        </w:rPr>
+        <w:t>- Complete the paper annotation worksheet by reading the full CodeS paper, recording the reported Execution Accuracy for CodeS-1B on the Spider development set.</w:t>
+      </w:r>
+    </w:p>
+    <w:p>
+      <w:pPr>
+        <w:rPr>
+          <w:rFonts w:ascii="Times New Roman" w:hAnsi="Times New Roman" w:cs="Times New Roman"/>
+        </w:rPr>
+      </w:pPr>
+      <w:r>
+        <w:rPr>
+          <w:rFonts w:ascii="Times New Roman" w:hAnsi="Times New Roman" w:cs="Times New Roman"/>
+        </w:rPr>
+        <w:t>- Run the dataset acquisition script and commit the Spider dataset provenance record.</w:t>
+      </w:r>
+    </w:p>
+    <w:p>
+      <w:pPr>
+        <w:rPr>
+          <w:rFonts w:ascii="Times New Roman" w:hAnsi="Times New Roman" w:cs="Times New Roman"/>
+        </w:rPr>
+      </w:pPr>
+      <w:r>
+        <w:rPr>
+          <w:rFonts w:ascii="Times New Roman" w:hAnsi="Times New Roman" w:cs="Times New Roman"/>
+        </w:rPr>
+        <w:t>- Begin scaffolding an application prototype ahead of the mid-term review.</w:t>
+      </w:r>
+    </w:p>
+    <w:p>
+      <w:pPr>
+        <w:rPr>
+          <w:rFonts w:ascii="Times New Roman" w:hAnsi="Times New Roman" w:cs="Times New Roman"/>
+        </w:rPr>
+      </w:pPr>
+      <w:r>
+        <w:rPr>
+          <w:rFonts w:ascii="Times New Roman" w:hAnsi="Times New Roman" w:cs="Times New Roman"/>
+        </w:rPr>
+        <w:t>What I actually did:</w:t>
+      </w:r>
+    </w:p>
+    <w:p>
+      <w:pPr>
+        <w:rPr>
+          <w:rFonts w:ascii="Times New Roman" w:hAnsi="Times New Roman" w:cs="Times New Roman"/>
+        </w:rPr>
+      </w:pPr>
+      <w:r>
+        <w:rPr>
+          <w:rFonts w:ascii="Times New Roman" w:hAnsi="Times New Roman" w:cs="Times New Roman"/>
+        </w:rPr>
+        <w:t>- Cleared the Week 4 red-flag gate: loaded the released seeklhy/codes-1b checkpoint on a Google Colab T4 GPU, generated SQL from a schema and question, and executed it successfully against SQLite, returning the correct result. The run is logged as T1-001 in the reproduction log with hardware, runtime and library versions.</w:t>
+      </w:r>
+    </w:p>
+    <w:p>
+      <w:pPr>
+        <w:rPr>
+          <w:rFonts w:ascii="Times New Roman" w:hAnsi="Times New Roman" w:cs="Times New Roman"/>
+        </w:rPr>
+      </w:pPr>
+      <w:r>
+        <w:rPr>
+          <w:rFonts w:ascii="Times New Roman" w:hAnsi="Times New Roman" w:cs="Times New Roman"/>
+        </w:rPr>
+        <w:t>- Recorded evidence of the gate run, including the generated SQL query and the execution output, as the artefact for the Week 4 deliverable.</w:t>
+      </w:r>
+    </w:p>
+    <w:p>
+      <w:pPr>
+        <w:rPr>
+          <w:rFonts w:ascii="Times New Roman" w:hAnsi="Times New Roman" w:cs="Times New Roman"/>
+        </w:rPr>
+      </w:pPr>
+      <w:r>
+        <w:rPr>
+          <w:rFonts w:ascii="Times New Roman" w:hAnsi="Times New Roman" w:cs="Times New Roman"/>
+        </w:rPr>
+        <w:t>- Ran the dataset acquisition script and downloaded the Spider benchmark from Hugging Face Datasets (7000 training and 1034 development examples), writing the provenance record. Corrected the dataset identifier to xlangai/spider, as the legacy identifier no longer loads on current library versions.</w:t>
+      </w:r>
+    </w:p>
+    <w:p>
+      <w:pPr>
+        <w:rPr>
+          <w:rFonts w:ascii="Times New Roman" w:hAnsi="Times New Roman" w:cs="Times New Roman"/>
+        </w:rPr>
+      </w:pPr>
+      <w:r>
+        <w:rPr>
+          <w:rFonts w:ascii="Times New Roman" w:hAnsi="Times New Roman" w:cs="Times New Roman"/>
+        </w:rPr>
+        <w:t>- Completed the paper annotation worksheet by reading the full CodeS paper, recording the inputs, outputs, key equations and hyperparameters directly from the text.</w:t>
+      </w:r>
+    </w:p>
+    <w:p>
+      <w:pPr>
+        <w:rPr>
+          <w:rFonts w:ascii="Times New Roman" w:hAnsi="Times New Roman" w:cs="Times New Roman"/>
+        </w:rPr>
+      </w:pPr>
+      <w:r>
+        <w:rPr>
+          <w:rFonts w:ascii="Times New Roman" w:hAnsi="Times New Roman" w:cs="Times New Roman"/>
+        </w:rPr>
+        <w:lastRenderedPageBreak/>
+        <w:t>- Recorded the reproduction target metric from the paper: CodeS-1B on the Spider development set reaches 77.9% Execution Accuracy and 72.2% Test-suite accuracy (Table 5). Noted that the paper reports Execution and Test-suite accuracy for Spider, not Exact-set Match.</w:t>
+      </w:r>
+    </w:p>
+    <w:p>
+      <w:pPr>
+        <w:rPr>
+          <w:rFonts w:ascii="Times New Roman" w:hAnsi="Times New Roman" w:cs="Times New Roman"/>
+        </w:rPr>
+      </w:pPr>
+      <w:r>
+        <w:rPr>
+          <w:rFonts w:ascii="Times New Roman" w:hAnsi="Times New Roman" w:cs="Times New Roman"/>
+        </w:rPr>
+        <w:t>- Recorded a discrepancy between the repository and the paper, namely DeepSpeed ZeRO stage 2 in the repository against ZeRO-3 stated in the paper, as a finding for the reproducibility report.</w:t>
+      </w:r>
+    </w:p>
+    <w:p>
+      <w:pPr>
+        <w:rPr>
+          <w:rFonts w:ascii="Times New Roman" w:hAnsi="Times New Roman" w:cs="Times New Roman"/>
+        </w:rPr>
+      </w:pPr>
+      <w:r>
+        <w:rPr>
+          <w:rFonts w:ascii="Times New Roman" w:hAnsi="Times New Roman" w:cs="Times New Roman"/>
+        </w:rPr>
+        <w:t>- Built a working application prototype: a local web interface that takes a plain-English question, generates SQL with the local CodeS model, executes it, self-corrects on failure, and returns a results table with an automatically selected chart.</w:t>
+      </w:r>
+    </w:p>
+    <w:p>
+      <w:pPr>
+        <w:rPr>
+          <w:rFonts w:ascii="Times New Roman" w:hAnsi="Times New Roman" w:cs="Times New Roman"/>
+        </w:rPr>
+      </w:pPr>
+      <w:r>
+        <w:rPr>
+          <w:rFonts w:ascii="Times New Roman" w:hAnsi="Times New Roman" w:cs="Times New Roman"/>
+        </w:rPr>
+        <w:t>- Added a model switcher with local Apple Silicon inference backends (a 4-bit MLX path and a GGUF / llama.cpp path), enabling the fine-tuned CodeS-3B and CodeS-7B checkpoints to run on a 16 GB laptop, and committed all work to a private GitHub repository.</w:t>
       </w:r>
     </w:p>
     <w:p>
@@ -375,33 +369,20 @@
         <w:rPr>
           <w:rFonts w:ascii="Times New Roman" w:hAnsi="Times New Roman" w:cs="Times New Roman"/>
         </w:rPr>
-        <w:t xml:space="preserve">- Paper's reported: 77.9% Execution Accuracy (CodeS-1B, Spider development set, Table 5)</w:t>
-      </w:r>
-    </w:p>
-    <w:p>
-      <w:pPr>
-        <w:rPr>
-          <w:rFonts w:ascii="Times New Roman" w:hAnsi="Times New Roman" w:cs="Times New Roman"/>
-        </w:rPr>
-      </w:pPr>
-      <w:r>
-        <w:rPr>
-          <w:rFonts w:ascii="Times New Roman" w:hAnsi="Times New Roman" w:cs="Times New Roman"/>
-        </w:rPr>
-        <w:t xml:space="preserve">- My reproducibility: N/A (Tier 1 is a liveness check only; the faithful reproduction begins in Month 2)</w:t>
-      </w:r>
-    </w:p>
-    <w:p>
-      <w:pPr>
-        <w:rPr>
-          <w:rFonts w:ascii="Times New Roman" w:hAnsi="Times New Roman" w:cs="Times New Roman"/>
-        </w:rPr>
-      </w:pPr>
-      <w:r>
-        <w:rPr>
-          <w:rFonts w:ascii="Times New Roman" w:hAnsi="Times New Roman" w:cs="Times New Roman"/>
-        </w:rPr>
-        <w:t xml:space="preserve">- Difference: N/A</w:t>
+        <w:t>- Paper's reported: 77.9% Execution Accuracy (CodeS-1B, Spider development set, Table 5)</w:t>
+      </w:r>
+    </w:p>
+    <w:p>
+      <w:pPr>
+        <w:rPr>
+          <w:rFonts w:ascii="Times New Roman" w:hAnsi="Times New Roman" w:cs="Times New Roman"/>
+        </w:rPr>
+      </w:pPr>
+      <w:r>
+        <w:rPr>
+          <w:rFonts w:ascii="Times New Roman" w:hAnsi="Times New Roman" w:cs="Times New Roman"/>
+        </w:rPr>
+        <w:t>- My reproducibility: N/A (Tier 1 is a liveness check only; the faithful reproduction begins in Month 2)</w:t>
       </w:r>
     </w:p>
     <w:p>
@@ -427,20 +408,20 @@
         <w:rPr>
           <w:rFonts w:ascii="Times New Roman" w:hAnsi="Times New Roman" w:cs="Times New Roman"/>
         </w:rPr>
-        <w:t xml:space="preserve">- The faithful reproduction (Tier 2) requires the authors' pinned environment (Python 3.8.5, PyTorch 1.13.1) and CUDA-only libraries, which cannot run on the local Apple Silicon machine; it must be run on a CUDA GPU such as Colab.</w:t>
-      </w:r>
-    </w:p>
-    <w:p>
-      <w:pPr>
-        <w:rPr>
-          <w:rFonts w:ascii="Times New Roman" w:hAnsi="Times New Roman" w:cs="Times New Roman"/>
-        </w:rPr>
-      </w:pPr>
-      <w:r>
-        <w:rPr>
-          <w:rFonts w:ascii="Times New Roman" w:hAnsi="Times New Roman" w:cs="Times New Roman"/>
-        </w:rPr>
-        <w:t xml:space="preserve">- The Week 2 and Week 3 weekly reports are awaiting the supervisor's physical signature.</w:t>
+        <w:t>- The faithful reproduction (Tier 2) requires the authors' pinned environment (Python 3.8.5, PyTorch 1.13.1) and CUDA-only libraries, which cannot run on the local Apple Silicon machine; it must be run on a CUDA GPU such as Colab.</w:t>
+      </w:r>
+    </w:p>
+    <w:p>
+      <w:pPr>
+        <w:rPr>
+          <w:rFonts w:ascii="Times New Roman" w:hAnsi="Times New Roman" w:cs="Times New Roman"/>
+        </w:rPr>
+      </w:pPr>
+      <w:r>
+        <w:rPr>
+          <w:rFonts w:ascii="Times New Roman" w:hAnsi="Times New Roman" w:cs="Times New Roman"/>
+        </w:rPr>
+        <w:t>- The Week 2 and Week 3 weekly reports are awaiting the supervisor's physical signature.</w:t>
       </w:r>
     </w:p>
     <w:p>
@@ -470,7 +451,7 @@
         <w:rPr>
           <w:rFonts w:ascii="Times New Roman" w:hAnsi="Times New Roman" w:cs="Times New Roman"/>
         </w:rPr>
-        <w:t xml:space="preserve">- Build the isolated Python 3.8.5 environment required for the faithful reproduction on a CUDA machine.</w:t>
+        <w:t>Build the isolated Python 3.8.5 environment required for the faithful reproduction on a CUDA machine.</w:t>
       </w:r>
     </w:p>
     <w:p>
@@ -487,7 +468,7 @@
         <w:rPr>
           <w:rFonts w:ascii="Times New Roman" w:hAnsi="Times New Roman" w:cs="Times New Roman"/>
         </w:rPr>
-        <w:t xml:space="preserve">- Obtain the authors' data, checkpoints and evaluation scripts and run the Spider evaluation for CodeS-1B.</w:t>
+        <w:t>Obtain the authors' data, checkpoints and evaluation scripts and run the Spider evaluation for CodeS-1B.</w:t>
       </w:r>
     </w:p>
     <w:p>
@@ -504,7 +485,7 @@
         <w:rPr>
           <w:rFonts w:ascii="Times New Roman" w:hAnsi="Times New Roman" w:cs="Times New Roman"/>
         </w:rPr>
-        <w:t xml:space="preserve">- Record the first faithful Execution Accuracy result and compare it against the reported 77.9% within the plus or minus 5 to 10 percent tolerance.</w:t>
+        <w:t>Record the first faithful Execution Accuracy result and compare it against the reported 77.9% within the plus or minus 5 to 10 percent tolerance.</w:t>
       </w:r>
     </w:p>
     <w:p>
@@ -521,7 +502,7 @@
         <w:rPr>
           <w:rFonts w:ascii="Times New Roman" w:hAnsi="Times New Roman" w:cs="Times New Roman"/>
         </w:rPr>
-        <w:t xml:space="preserve">- Log every deviation from the paper's setup, such as batch size, precision and library versions, as it is made.</w:t>
+        <w:t xml:space="preserve"> Log every deviation from the paper's setup, such as batch size, precision and library versions, as it is made.</w:t>
       </w:r>
     </w:p>
     <w:p>
@@ -538,19 +519,8 @@
         <w:rPr>
           <w:rFonts w:ascii="Times New Roman" w:hAnsi="Times New Roman" w:cs="Times New Roman"/>
         </w:rPr>
-        <w:t xml:space="preserve">- Continue refining the application prototype for the mid-term review.</w:t>
-      </w:r>
-    </w:p>
-    <w:p>
-      <w:pPr>
-        <w:numPr>
-          <w:ilvl w:val="0"/>
-          <w:numId w:val="1"/>
-        </w:numPr>
-        <w:rPr>
-          <w:rFonts w:ascii="Times New Roman" w:hAnsi="Times New Roman" w:cs="Times New Roman"/>
-        </w:rPr>
-      </w:pPr>
+        <w:t>Continue refining the application prototype for the mid-term review.</w:t>
+      </w:r>
     </w:p>
     <w:p>
       <w:pPr>
@@ -565,13 +535,6 @@
         </w:rPr>
         <w:t>Supervisor Signature</w:t>
       </w:r>
-    </w:p>
-    <w:p>
-      <w:pPr>
-        <w:rPr>
-          <w:rFonts w:ascii="Times New Roman" w:hAnsi="Times New Roman" w:cs="Times New Roman"/>
-        </w:rPr>
-      </w:pPr>
     </w:p>
     <w:sectPr>
       <w:headerReference w:type="default" r:id="rId7"/>

--- a/docs/weekly-reports/Week 4/Weekly_Report.docx
+++ b/docs/weekly-reports/Week 4/Weekly_Report.docx
@@ -85,7 +85,7 @@
           <w:b/>
           <w:bCs/>
         </w:rPr>
-        <w:t>ID #: 2320090050, 2320090009</w:t>
+        <w:t>ID #: 2320090050, 2320090009, 2320090018</w:t>
       </w:r>
     </w:p>
     <w:p>
